--- a/data/employees/EMP032/AST-EMP032-03.docx
+++ b/data/employees/EMP032/AST-EMP032-03.docx
@@ -7,10 +7,7 @@
         <w:pStyle w:val="Heading1"/>
       </w:pPr>
       <w:r>
-        <w:rPr>
-          <w:sz w:val="36"/>
-        </w:rPr>
-        <w:t>Design specification - EMP032</w:t>
+        <w:t>Ast Emp032 03 - EMP032</w:t>
       </w:r>
     </w:p>
     <w:p>
@@ -18,130 +15,32 @@
         <w:pStyle w:val="Heading2"/>
       </w:pPr>
       <w:r>
-        <w:t>Document Metadata</w:t>
-      </w:r>
-    </w:p>
-    <w:tbl>
-      <w:tblPr>
-        <w:tblStyle w:val="TableGrid"/>
-        <w:tblW w:type="auto" w:w="0"/>
-        <w:tblLook w:firstColumn="1" w:firstRow="1" w:lastColumn="0" w:lastRow="0" w:noHBand="0" w:noVBand="1" w:val="04A0"/>
-      </w:tblPr>
-      <w:tblGrid>
-        <w:gridCol w:w="4320"/>
-        <w:gridCol w:w="4320"/>
-      </w:tblGrid>
-      <w:tr>
-        <w:tc>
-          <w:tcPr>
-            <w:tcW w:type="dxa" w:w="4320"/>
-          </w:tcPr>
-          <w:p>
-            <w:r>
-              <w:t>Author</w:t>
-            </w:r>
-          </w:p>
-        </w:tc>
-        <w:tc>
-          <w:tcPr>
-            <w:tcW w:type="dxa" w:w="4320"/>
-          </w:tcPr>
-          <w:p>
-            <w:r>
-              <w:t>Jordan Nguyen</w:t>
-            </w:r>
-          </w:p>
-        </w:tc>
-      </w:tr>
-      <w:tr>
-        <w:tc>
-          <w:tcPr>
-            <w:tcW w:type="dxa" w:w="4320"/>
-          </w:tcPr>
-          <w:p>
-            <w:r>
-              <w:t>Role / Department</w:t>
-            </w:r>
-          </w:p>
-        </w:tc>
-        <w:tc>
-          <w:tcPr>
-            <w:tcW w:type="dxa" w:w="4320"/>
-          </w:tcPr>
-          <w:p>
-            <w:r>
-              <w:t>Engineer | Engineering</w:t>
-            </w:r>
-          </w:p>
-        </w:tc>
-      </w:tr>
-      <w:tr>
-        <w:tc>
-          <w:tcPr>
-            <w:tcW w:type="dxa" w:w="4320"/>
-          </w:tcPr>
-          <w:p>
-            <w:r>
-              <w:t>Location</w:t>
-            </w:r>
-          </w:p>
-        </w:tc>
-        <w:tc>
-          <w:tcPr>
-            <w:tcW w:type="dxa" w:w="4320"/>
-          </w:tcPr>
-          <w:p>
-            <w:r>
-              <w:t>Fremont</w:t>
-            </w:r>
-          </w:p>
-        </w:tc>
-      </w:tr>
-      <w:tr>
-        <w:tc>
-          <w:tcPr>
-            <w:tcW w:type="dxa" w:w="4320"/>
-          </w:tcPr>
-          <w:p>
-            <w:r>
-              <w:t>Last Modified</w:t>
-            </w:r>
-          </w:p>
-        </w:tc>
-        <w:tc>
-          <w:tcPr>
-            <w:tcW w:type="dxa" w:w="4320"/>
-          </w:tcPr>
-          <w:p>
-            <w:r>
-              <w:t>2025-02-05</w:t>
-            </w:r>
-          </w:p>
-        </w:tc>
-      </w:tr>
-    </w:tbl>
-    <w:p/>
-    <w:p>
-      <w:pPr>
-        <w:pStyle w:val="Heading2"/>
-      </w:pPr>
-      <w:r>
-        <w:t>Specification</w:t>
+        <w:t>Page 1</w:t>
       </w:r>
     </w:p>
     <w:p>
       <w:r>
-        <w:t>Design Specification: Microservices Event Bus Architecture</w:t>
+        <w:t>Section 1: Quarterly delivery milestones. EMP032 contributes to ast emp032 03 through recurring collaboration, clear ownership boundaries, and measurable outcomes. The team captures decisions, open issues, and handoffs so that knowledge remains discoverable for future programs.</w:t>
       </w:r>
     </w:p>
     <w:p>
       <w:r>
-        <w:t>Version: 1.5</w:t>
+        <w:t>Section 2: Department KPI performance. EMP032 contributes to ast emp032 03 through recurring collaboration, clear ownership boundaries, and measurable outcomes. The team captures decisions, open issues, and handoffs so that knowledge remains discoverable for future programs.</w:t>
       </w:r>
     </w:p>
     <w:p>
       <w:r>
-        <w:t>This specification describes the event-driven architecture for the microservices platform. Services communicate via Azure Service Bus topics. Dead-letter queues are monitored with alerting thresholds. Schema registry enforces backward-compatible contract evolution.</w:t>
+        <w:t>Section 3: Automation backlog refinement. EMP032 contributes to ast emp032 03 through recurring collaboration, clear ownership boundaries, and measurable outcomes. The team captures decisions, open issues, and handoffs so that knowledge remains discoverable for future programs.</w:t>
+      </w:r>
+    </w:p>
+    <w:p>
+      <w:r>
+        <w:t>Section 4: Department KPI performance. EMP032 contributes to ast emp032 03 through recurring collaboration, clear ownership boundaries, and measurable outcomes. The team captures decisions, open issues, and handoffs so that knowledge remains discoverable for future programs.</w:t>
+      </w:r>
+    </w:p>
+    <w:p>
+      <w:r>
+        <w:br w:type="page"/>
       </w:r>
     </w:p>
     <w:p>
@@ -149,12 +48,60 @@
         <w:pStyle w:val="Heading2"/>
       </w:pPr>
       <w:r>
-        <w:t>Author Competencies</w:t>
+        <w:t>Page 2</w:t>
       </w:r>
     </w:p>
     <w:p>
       <w:r>
-        <w:t>Kusto, MLOps, Fabric, TypeScript</w:t>
+        <w:t>Section 1: Fabric semantic model planning. EMP032 contributes to ast emp032 03 through recurring collaboration, clear ownership boundaries, and measurable outcomes. The team captures decisions, open issues, and handoffs so that knowledge remains discoverable for future programs.</w:t>
+      </w:r>
+    </w:p>
+    <w:p>
+      <w:r>
+        <w:t>Section 2: Knowledge transfer and onboarding. EMP032 contributes to ast emp032 03 through recurring collaboration, clear ownership boundaries, and measurable outcomes. The team captures decisions, open issues, and handoffs so that knowledge remains discoverable for future programs.</w:t>
+      </w:r>
+    </w:p>
+    <w:p>
+      <w:r>
+        <w:t>Section 3: Quarterly delivery milestones. EMP032 contributes to ast emp032 03 through recurring collaboration, clear ownership boundaries, and measurable outcomes. The team captures decisions, open issues, and handoffs so that knowledge remains discoverable for future programs.</w:t>
+      </w:r>
+    </w:p>
+    <w:p>
+      <w:r>
+        <w:t>Section 4: Knowledge transfer and onboarding. EMP032 contributes to ast emp032 03 through recurring collaboration, clear ownership boundaries, and measurable outcomes. The team captures decisions, open issues, and handoffs so that knowledge remains discoverable for future programs.</w:t>
+      </w:r>
+    </w:p>
+    <w:p>
+      <w:r>
+        <w:br w:type="page"/>
+      </w:r>
+    </w:p>
+    <w:p>
+      <w:pPr>
+        <w:pStyle w:val="Heading2"/>
+      </w:pPr>
+      <w:r>
+        <w:t>Page 3</w:t>
+      </w:r>
+    </w:p>
+    <w:p>
+      <w:r>
+        <w:t>Section 1: Knowledge transfer and onboarding. EMP032 contributes to ast emp032 03 through recurring collaboration, clear ownership boundaries, and measurable outcomes. The team captures decisions, open issues, and handoffs so that knowledge remains discoverable for future programs.</w:t>
+      </w:r>
+    </w:p>
+    <w:p>
+      <w:r>
+        <w:t>Section 2: Knowledge transfer and onboarding. EMP032 contributes to ast emp032 03 through recurring collaboration, clear ownership boundaries, and measurable outcomes. The team captures decisions, open issues, and handoffs so that knowledge remains discoverable for future programs.</w:t>
+      </w:r>
+    </w:p>
+    <w:p>
+      <w:r>
+        <w:t>Section 3: Automation backlog refinement. EMP032 contributes to ast emp032 03 through recurring collaboration, clear ownership boundaries, and measurable outcomes. The team captures decisions, open issues, and handoffs so that knowledge remains discoverable for future programs.</w:t>
+      </w:r>
+    </w:p>
+    <w:p>
+      <w:r>
+        <w:t>Section 4: Knowledge transfer and onboarding. EMP032 contributes to ast emp032 03 through recurring collaboration, clear ownership boundaries, and measurable outcomes. The team captures decisions, open issues, and handoffs so that knowledge remains discoverable for future programs.</w:t>
       </w:r>
     </w:p>
     <w:sectPr>
